--- a/lessons/3-7-catchup/homework.docx
+++ b/lessons/3-7-catchup/homework.docx
@@ -12,7 +12,7 @@
           <w:b/>
           <w:bCs/>
         </w:rPr>
-        <w:t xml:space="preserve">3.4–3.7 Catch-Up — Homework</w:t>
+        <w:t xml:space="preserve">3.5 · 3.6 · 3.7 · 3.9 Catch-Up — Homework</w:t>
       </w:r>
     </w:p>
     <w:p>
@@ -80,7 +80,7 @@
         <w:spacing w:after="60" w:before="0"/>
       </w:pPr>
       <w:r>
-        <w:t xml:space="preserve">Content: I can show I am caught up on Lessons 3.4–3.7 by using each lesson's big idea in mixed practice.</w:t>
+        <w:t xml:space="preserve">Content: I can show I am caught up on Lessons 3.5 · 3.6 · 3.7 · 3.9 by using each lesson's big idea in mixed practice.</w:t>
       </w:r>
     </w:p>
     <w:p>
@@ -88,7 +88,7 @@
         <w:spacing w:after="60" w:before="0"/>
       </w:pPr>
       <w:r>
-        <w:t xml:space="preserve">Language: I can explain which lesson's big idea I used and how, using key vocabulary from Lessons 3.4–3.7.</w:t>
+        <w:t xml:space="preserve">Language: I can explain which lesson's big idea I used and how, using key vocabulary from Lessons 3.5 · 3.6 · 3.7 · 3.9.</w:t>
       </w:r>
     </w:p>
     <w:p>
@@ -161,10 +161,10 @@
           <w:b/>
           <w:bCs/>
         </w:rPr>
-        <w:t xml:space="preserve">Equivalent Ratios (Razones equivalentes)</w:t>
-      </w:r>
-      <w:r>
-        <w:t xml:space="preserve"> — Ratios that compare quantities in the same relationship.</w:t>
+        <w:t xml:space="preserve">Compare Ratios (Comparar razones)</w:t>
+      </w:r>
+      <w:r>
+        <w:t xml:space="preserve"> — Decide which ratio is greater, less, or equal by using equivalent ratios or unit rates.</w:t>
       </w:r>
     </w:p>
     <w:p>
@@ -224,10 +224,10 @@
           <w:b/>
           <w:bCs/>
         </w:rPr>
-        <w:t xml:space="preserve">Ratio (Razón)</w:t>
-      </w:r>
-      <w:r>
-        <w:t xml:space="preserve"> — A way to compare two amounts, like 3 to 2.</w:t>
+        <w:t xml:space="preserve">Unit rate (Tasa unitaria)</w:t>
+      </w:r>
+      <w:r>
+        <w:t xml:space="preserve"> — A rate for just 1 of something, like cost for 1 item.</w:t>
       </w:r>
     </w:p>
     <w:p>
@@ -287,10 +287,10 @@
           <w:b/>
           <w:bCs/>
         </w:rPr>
-        <w:t xml:space="preserve">Compare Ratios (Comparar razones)</w:t>
-      </w:r>
-      <w:r>
-        <w:t xml:space="preserve"> — Decide which ratio is greater, less, or equal by using equivalent ratios or unit rates.</w:t>
+        <w:t xml:space="preserve">Equivalent ratio (Razón equivalente)</w:t>
+      </w:r>
+      <w:r>
+        <w:t xml:space="preserve"> — Two ratios that mean the same thing.</w:t>
       </w:r>
     </w:p>
     <w:p>
@@ -350,10 +350,325 @@
           <w:b/>
           <w:bCs/>
         </w:rPr>
-        <w:t xml:space="preserve">Unit rate (Tasa unitaria)</w:t>
-      </w:r>
-      <w:r>
-        <w:t xml:space="preserve"> — A rate for just 1 of something, like cost for 1 item.</w:t>
+        <w:t xml:space="preserve">Compare (Comparar)</w:t>
+      </w:r>
+      <w:r>
+        <w:t xml:space="preserve"> — To look at ratios and see which is bigger, smaller, or equal.</w:t>
+      </w:r>
+    </w:p>
+    <w:p>
+      <w:pPr>
+        <w:keepNext/>
+        <w:spacing w:after="20" w:before="80"/>
+        <w:jc w:val="center"/>
+      </w:pPr>
+      <w:r>
+        <w:drawing>
+          <wp:inline distT="0" distB="0" distL="0" distR="0">
+            <wp:extent cx="1047750" cy="790575"/>
+            <wp:effectExtent t="0" r="0" b="0" l="0"/>
+            <wp:docPr id="1" name="" descr="" title=""/>
+            <wp:cNvGraphicFramePr>
+              <a:graphicFrameLocks xmlns:a="http://schemas.openxmlformats.org/drawingml/2006/main" noChangeAspect="1"/>
+            </wp:cNvGraphicFramePr>
+            <a:graphic xmlns:a="http://schemas.openxmlformats.org/drawingml/2006/main">
+              <a:graphicData uri="http://schemas.openxmlformats.org/drawingml/2006/picture">
+                <pic:pic xmlns:pic="http://schemas.openxmlformats.org/drawingml/2006/picture">
+                  <pic:nvPicPr>
+                    <pic:cNvPr id="0" name="" descr=""/>
+                    <pic:cNvPicPr>
+                      <a:picLocks noChangeAspect="1" noChangeArrowheads="1"/>
+                    </pic:cNvPicPr>
+                  </pic:nvPicPr>
+                  <pic:blipFill>
+                    <a:blip r:embed="rId11" cstate="none"/>
+                    <a:srcRect/>
+                    <a:stretch>
+                      <a:fillRect/>
+                    </a:stretch>
+                  </pic:blipFill>
+                  <pic:spPr bwMode="auto">
+                    <a:xfrm>
+                      <a:off x="0" y="0"/>
+                      <a:ext cx="1047750" cy="790575"/>
+                    </a:xfrm>
+                    <a:prstGeom prst="rect">
+                      <a:avLst/>
+                    </a:prstGeom>
+                  </pic:spPr>
+                </pic:pic>
+              </a:graphicData>
+            </a:graphic>
+          </wp:inline>
+        </w:drawing>
+      </w:r>
+    </w:p>
+    <w:p>
+      <w:pPr>
+        <w:keepNext/>
+        <w:spacing w:after="120"/>
+      </w:pPr>
+      <w:r>
+        <w:rPr>
+          <w:b/>
+          <w:bCs/>
+        </w:rPr>
+        <w:t xml:space="preserve">Simplify (Simplificar)</w:t>
+      </w:r>
+      <w:r>
+        <w:t xml:space="preserve"> — To write a ratio with smaller numbers that still compares the same way. 6:8 and 3:4 are the same ratio.</w:t>
+      </w:r>
+    </w:p>
+    <w:p>
+      <w:pPr>
+        <w:keepNext/>
+        <w:spacing w:after="20" w:before="80"/>
+        <w:jc w:val="center"/>
+      </w:pPr>
+      <w:r>
+        <w:drawing>
+          <wp:inline distT="0" distB="0" distL="0" distR="0">
+            <wp:extent cx="1047750" cy="790575"/>
+            <wp:effectExtent t="0" r="0" b="0" l="0"/>
+            <wp:docPr id="1" name="" descr="" title=""/>
+            <wp:cNvGraphicFramePr>
+              <a:graphicFrameLocks xmlns:a="http://schemas.openxmlformats.org/drawingml/2006/main" noChangeAspect="1"/>
+            </wp:cNvGraphicFramePr>
+            <a:graphic xmlns:a="http://schemas.openxmlformats.org/drawingml/2006/main">
+              <a:graphicData uri="http://schemas.openxmlformats.org/drawingml/2006/picture">
+                <pic:pic xmlns:pic="http://schemas.openxmlformats.org/drawingml/2006/picture">
+                  <pic:nvPicPr>
+                    <pic:cNvPr id="0" name="" descr=""/>
+                    <pic:cNvPicPr>
+                      <a:picLocks noChangeAspect="1" noChangeArrowheads="1"/>
+                    </pic:cNvPicPr>
+                  </pic:nvPicPr>
+                  <pic:blipFill>
+                    <a:blip r:embed="rId11" cstate="none"/>
+                    <a:srcRect/>
+                    <a:stretch>
+                      <a:fillRect/>
+                    </a:stretch>
+                  </pic:blipFill>
+                  <pic:spPr bwMode="auto">
+                    <a:xfrm>
+                      <a:off x="0" y="0"/>
+                      <a:ext cx="1047750" cy="790575"/>
+                    </a:xfrm>
+                    <a:prstGeom prst="rect">
+                      <a:avLst/>
+                    </a:prstGeom>
+                  </pic:spPr>
+                </pic:pic>
+              </a:graphicData>
+            </a:graphic>
+          </wp:inline>
+        </w:drawing>
+      </w:r>
+    </w:p>
+    <w:p>
+      <w:pPr>
+        <w:keepNext/>
+        <w:spacing w:after="120"/>
+      </w:pPr>
+      <w:r>
+        <w:rPr>
+          <w:b/>
+          <w:bCs/>
+        </w:rPr>
+        <w:t xml:space="preserve">Common denominator (Denominador común)</w:t>
+      </w:r>
+      <w:r>
+        <w:t xml:space="preserve"> — A bottom number that two fractions can share so you can compare them.</w:t>
+      </w:r>
+    </w:p>
+    <w:p>
+      <w:pPr>
+        <w:keepNext/>
+        <w:spacing w:after="20" w:before="80"/>
+        <w:jc w:val="center"/>
+      </w:pPr>
+      <w:r>
+        <w:drawing>
+          <wp:inline distT="0" distB="0" distL="0" distR="0">
+            <wp:extent cx="1047750" cy="790575"/>
+            <wp:effectExtent t="0" r="0" b="0" l="0"/>
+            <wp:docPr id="1" name="" descr="" title=""/>
+            <wp:cNvGraphicFramePr>
+              <a:graphicFrameLocks xmlns:a="http://schemas.openxmlformats.org/drawingml/2006/main" noChangeAspect="1"/>
+            </wp:cNvGraphicFramePr>
+            <a:graphic xmlns:a="http://schemas.openxmlformats.org/drawingml/2006/main">
+              <a:graphicData uri="http://schemas.openxmlformats.org/drawingml/2006/picture">
+                <pic:pic xmlns:pic="http://schemas.openxmlformats.org/drawingml/2006/picture">
+                  <pic:nvPicPr>
+                    <pic:cNvPr id="0" name="" descr=""/>
+                    <pic:cNvPicPr>
+                      <a:picLocks noChangeAspect="1" noChangeArrowheads="1"/>
+                    </pic:cNvPicPr>
+                  </pic:nvPicPr>
+                  <pic:blipFill>
+                    <a:blip r:embed="rId12" cstate="none"/>
+                    <a:srcRect/>
+                    <a:stretch>
+                      <a:fillRect/>
+                    </a:stretch>
+                  </pic:blipFill>
+                  <pic:spPr bwMode="auto">
+                    <a:xfrm>
+                      <a:off x="0" y="0"/>
+                      <a:ext cx="1047750" cy="790575"/>
+                    </a:xfrm>
+                    <a:prstGeom prst="rect">
+                      <a:avLst/>
+                    </a:prstGeom>
+                  </pic:spPr>
+                </pic:pic>
+              </a:graphicData>
+            </a:graphic>
+          </wp:inline>
+        </w:drawing>
+      </w:r>
+    </w:p>
+    <w:p>
+      <w:pPr>
+        <w:keepNext/>
+        <w:spacing w:after="120"/>
+      </w:pPr>
+      <w:r>
+        <w:rPr>
+          <w:b/>
+          <w:bCs/>
+        </w:rPr>
+        <w:t xml:space="preserve">Convert Measurements within the Same System (Convertir medidas dentro del mismo sistema)</w:t>
+      </w:r>
+      <w:r>
+        <w:t xml:space="preserve"> — Rewriting a measurement in a different unit of the SAME system, such as feet into inches or liters into milliliters.</w:t>
+      </w:r>
+    </w:p>
+    <w:p>
+      <w:pPr>
+        <w:keepNext/>
+        <w:spacing w:after="20" w:before="80"/>
+        <w:jc w:val="center"/>
+      </w:pPr>
+      <w:r>
+        <w:drawing>
+          <wp:inline distT="0" distB="0" distL="0" distR="0">
+            <wp:extent cx="1047750" cy="790575"/>
+            <wp:effectExtent t="0" r="0" b="0" l="0"/>
+            <wp:docPr id="1" name="" descr="" title=""/>
+            <wp:cNvGraphicFramePr>
+              <a:graphicFrameLocks xmlns:a="http://schemas.openxmlformats.org/drawingml/2006/main" noChangeAspect="1"/>
+            </wp:cNvGraphicFramePr>
+            <a:graphic xmlns:a="http://schemas.openxmlformats.org/drawingml/2006/main">
+              <a:graphicData uri="http://schemas.openxmlformats.org/drawingml/2006/picture">
+                <pic:pic xmlns:pic="http://schemas.openxmlformats.org/drawingml/2006/picture">
+                  <pic:nvPicPr>
+                    <pic:cNvPr id="0" name="" descr=""/>
+                    <pic:cNvPicPr>
+                      <a:picLocks noChangeAspect="1" noChangeArrowheads="1"/>
+                    </pic:cNvPicPr>
+                  </pic:nvPicPr>
+                  <pic:blipFill>
+                    <a:blip r:embed="rId13" cstate="none"/>
+                    <a:srcRect/>
+                    <a:stretch>
+                      <a:fillRect/>
+                    </a:stretch>
+                  </pic:blipFill>
+                  <pic:spPr bwMode="auto">
+                    <a:xfrm>
+                      <a:off x="0" y="0"/>
+                      <a:ext cx="1047750" cy="790575"/>
+                    </a:xfrm>
+                    <a:prstGeom prst="rect">
+                      <a:avLst/>
+                    </a:prstGeom>
+                  </pic:spPr>
+                </pic:pic>
+              </a:graphicData>
+            </a:graphic>
+          </wp:inline>
+        </w:drawing>
+      </w:r>
+    </w:p>
+    <w:p>
+      <w:pPr>
+        <w:keepNext/>
+        <w:spacing w:after="120"/>
+      </w:pPr>
+      <w:r>
+        <w:rPr>
+          <w:b/>
+          <w:bCs/>
+        </w:rPr>
+        <w:t xml:space="preserve">Conversion factor (Factor de conversión)</w:t>
+      </w:r>
+      <w:r>
+        <w:t xml:space="preserve"> — The ratio that links two units in the same measurement system, such as 12 inches to 1 foot. Within one system it is exact.</w:t>
+      </w:r>
+    </w:p>
+    <w:p>
+      <w:pPr>
+        <w:keepNext/>
+        <w:spacing w:after="20" w:before="80"/>
+        <w:jc w:val="center"/>
+      </w:pPr>
+      <w:r>
+        <w:drawing>
+          <wp:inline distT="0" distB="0" distL="0" distR="0">
+            <wp:extent cx="1047750" cy="790575"/>
+            <wp:effectExtent t="0" r="0" b="0" l="0"/>
+            <wp:docPr id="1" name="" descr="" title=""/>
+            <wp:cNvGraphicFramePr>
+              <a:graphicFrameLocks xmlns:a="http://schemas.openxmlformats.org/drawingml/2006/main" noChangeAspect="1"/>
+            </wp:cNvGraphicFramePr>
+            <a:graphic xmlns:a="http://schemas.openxmlformats.org/drawingml/2006/main">
+              <a:graphicData uri="http://schemas.openxmlformats.org/drawingml/2006/picture">
+                <pic:pic xmlns:pic="http://schemas.openxmlformats.org/drawingml/2006/picture">
+                  <pic:nvPicPr>
+                    <pic:cNvPr id="0" name="" descr=""/>
+                    <pic:cNvPicPr>
+                      <a:picLocks noChangeAspect="1" noChangeArrowheads="1"/>
+                    </pic:cNvPicPr>
+                  </pic:nvPicPr>
+                  <pic:blipFill>
+                    <a:blip r:embed="rId12" cstate="none"/>
+                    <a:srcRect/>
+                    <a:stretch>
+                      <a:fillRect/>
+                    </a:stretch>
+                  </pic:blipFill>
+                  <pic:spPr bwMode="auto">
+                    <a:xfrm>
+                      <a:off x="0" y="0"/>
+                      <a:ext cx="1047750" cy="790575"/>
+                    </a:xfrm>
+                    <a:prstGeom prst="rect">
+                      <a:avLst/>
+                    </a:prstGeom>
+                  </pic:spPr>
+                </pic:pic>
+              </a:graphicData>
+            </a:graphic>
+          </wp:inline>
+        </w:drawing>
+      </w:r>
+    </w:p>
+    <w:p>
+      <w:pPr>
+        <w:keepNext/>
+        <w:spacing w:after="120"/>
+      </w:pPr>
+      <w:r>
+        <w:rPr>
+          <w:b/>
+          <w:bCs/>
+        </w:rPr>
+        <w:t xml:space="preserve">Convert Measurements Between Systems (Convertir medidas entre sistemas)</w:t>
+      </w:r>
+      <w:r>
+        <w:t xml:space="preserve"> — Rewriting a customary measurement as a metric one, or the reverse, so two amounts can be compared.</w:t>
       </w:r>
     </w:p>
     <w:p>
@@ -413,10 +728,10 @@
           <w:b/>
           <w:bCs/>
         </w:rPr>
-        <w:t xml:space="preserve">Ratio Reasoning (Razonamiento con razones)</w:t>
-      </w:r>
-      <w:r>
-        <w:t xml:space="preserve"> — Use equivalent ratios, tables, graphs, or unit rates to solve a problem.</w:t>
+        <w:t xml:space="preserve">Equivalent Ratios (Razones equivalentes)</w:t>
+      </w:r>
+      <w:r>
+        <w:t xml:space="preserve"> — Ratios that compare quantities in the same relationship.</w:t>
       </w:r>
     </w:p>
     <w:p>
@@ -444,7 +759,7 @@
                     </pic:cNvPicPr>
                   </pic:nvPicPr>
                   <pic:blipFill>
-                    <a:blip r:embed="rId11" cstate="none"/>
+                    <a:blip r:embed="rId14" cstate="none"/>
                     <a:srcRect/>
                     <a:stretch>
                       <a:fillRect/>
@@ -476,136 +791,10 @@
           <w:b/>
           <w:bCs/>
         </w:rPr>
-        <w:t xml:space="preserve">Proportion (Proporción)</w:t>
-      </w:r>
-      <w:r>
-        <w:t xml:space="preserve"> — A math sentence saying two ratios are equal.</w:t>
-      </w:r>
-    </w:p>
-    <w:p>
-      <w:pPr>
-        <w:keepNext/>
-        <w:spacing w:after="20" w:before="80"/>
-        <w:jc w:val="center"/>
-      </w:pPr>
-      <w:r>
-        <w:drawing>
-          <wp:inline distT="0" distB="0" distL="0" distR="0">
-            <wp:extent cx="1047750" cy="790575"/>
-            <wp:effectExtent t="0" r="0" b="0" l="0"/>
-            <wp:docPr id="1" name="" descr="" title=""/>
-            <wp:cNvGraphicFramePr>
-              <a:graphicFrameLocks xmlns:a="http://schemas.openxmlformats.org/drawingml/2006/main" noChangeAspect="1"/>
-            </wp:cNvGraphicFramePr>
-            <a:graphic xmlns:a="http://schemas.openxmlformats.org/drawingml/2006/main">
-              <a:graphicData uri="http://schemas.openxmlformats.org/drawingml/2006/picture">
-                <pic:pic xmlns:pic="http://schemas.openxmlformats.org/drawingml/2006/picture">
-                  <pic:nvPicPr>
-                    <pic:cNvPr id="0" name="" descr=""/>
-                    <pic:cNvPicPr>
-                      <a:picLocks noChangeAspect="1" noChangeArrowheads="1"/>
-                    </pic:cNvPicPr>
-                  </pic:nvPicPr>
-                  <pic:blipFill>
-                    <a:blip r:embed="rId9" cstate="none"/>
-                    <a:srcRect/>
-                    <a:stretch>
-                      <a:fillRect/>
-                    </a:stretch>
-                  </pic:blipFill>
-                  <pic:spPr bwMode="auto">
-                    <a:xfrm>
-                      <a:off x="0" y="0"/>
-                      <a:ext cx="1047750" cy="790575"/>
-                    </a:xfrm>
-                    <a:prstGeom prst="rect">
-                      <a:avLst/>
-                    </a:prstGeom>
-                  </pic:spPr>
-                </pic:pic>
-              </a:graphicData>
-            </a:graphic>
-          </wp:inline>
-        </w:drawing>
-      </w:r>
-    </w:p>
-    <w:p>
-      <w:pPr>
-        <w:keepNext/>
-        <w:spacing w:after="120"/>
-      </w:pPr>
-      <w:r>
-        <w:rPr>
-          <w:b/>
-          <w:bCs/>
-        </w:rPr>
-        <w:t xml:space="preserve">Ratio and Rate Problem Solving (Resolución de problemas de razones y tasas)</w:t>
-      </w:r>
-      <w:r>
-        <w:t xml:space="preserve"> — Use ratios and rates to compare quantities and solve real-world problems.</w:t>
-      </w:r>
-    </w:p>
-    <w:p>
-      <w:pPr>
-        <w:keepNext/>
-        <w:spacing w:after="20" w:before="80"/>
-        <w:jc w:val="center"/>
-      </w:pPr>
-      <w:r>
-        <w:drawing>
-          <wp:inline distT="0" distB="0" distL="0" distR="0">
-            <wp:extent cx="1047750" cy="790575"/>
-            <wp:effectExtent t="0" r="0" b="0" l="0"/>
-            <wp:docPr id="1" name="" descr="" title=""/>
-            <wp:cNvGraphicFramePr>
-              <a:graphicFrameLocks xmlns:a="http://schemas.openxmlformats.org/drawingml/2006/main" noChangeAspect="1"/>
-            </wp:cNvGraphicFramePr>
-            <a:graphic xmlns:a="http://schemas.openxmlformats.org/drawingml/2006/main">
-              <a:graphicData uri="http://schemas.openxmlformats.org/drawingml/2006/picture">
-                <pic:pic xmlns:pic="http://schemas.openxmlformats.org/drawingml/2006/picture">
-                  <pic:nvPicPr>
-                    <pic:cNvPr id="0" name="" descr=""/>
-                    <pic:cNvPicPr>
-                      <a:picLocks noChangeAspect="1" noChangeArrowheads="1"/>
-                    </pic:cNvPicPr>
-                  </pic:nvPicPr>
-                  <pic:blipFill>
-                    <a:blip r:embed="rId10" cstate="none"/>
-                    <a:srcRect/>
-                    <a:stretch>
-                      <a:fillRect/>
-                    </a:stretch>
-                  </pic:blipFill>
-                  <pic:spPr bwMode="auto">
-                    <a:xfrm>
-                      <a:off x="0" y="0"/>
-                      <a:ext cx="1047750" cy="790575"/>
-                    </a:xfrm>
-                    <a:prstGeom prst="rect">
-                      <a:avLst/>
-                    </a:prstGeom>
-                  </pic:spPr>
-                </pic:pic>
-              </a:graphicData>
-            </a:graphic>
-          </wp:inline>
-        </w:drawing>
-      </w:r>
-    </w:p>
-    <w:p>
-      <w:pPr>
-        <w:keepNext/>
-        <w:spacing w:after="120"/>
-      </w:pPr>
-      <w:r>
-        <w:rPr>
-          <w:b/>
-          <w:bCs/>
-        </w:rPr>
-        <w:t xml:space="preserve">Rate (Tasa)</w:t>
-      </w:r>
-      <w:r>
-        <w:t xml:space="preserve"> — A ratio comparing two amounts with different units, like miles per hour.</w:t>
+        <w:t xml:space="preserve">Ratio (Razón)</w:t>
+      </w:r>
+      <w:r>
+        <w:t xml:space="preserve"> — A way to compare two amounts, like 3 to 2.</w:t>
       </w:r>
     </w:p>
     <w:p>
@@ -665,10 +854,10 @@
           <w:b/>
           <w:bCs/>
         </w:rPr>
-        <w:t xml:space="preserve">Equivalent ratio (Razón equivalente)</w:t>
-      </w:r>
-      <w:r>
-        <w:t xml:space="preserve"> — Two ratios that mean the same thing.</w:t>
+        <w:t xml:space="preserve">Ratio Reasoning (Razonamiento con razones)</w:t>
+      </w:r>
+      <w:r>
+        <w:t xml:space="preserve"> — Use equivalent ratios, tables, graphs, or unit rates to solve a problem.</w:t>
       </w:r>
     </w:p>
     <w:p>
@@ -696,7 +885,7 @@
                     </pic:cNvPicPr>
                   </pic:nvPicPr>
                   <pic:blipFill>
-                    <a:blip r:embed="rId11" cstate="none"/>
+                    <a:blip r:embed="rId15" cstate="none"/>
                     <a:srcRect/>
                     <a:stretch>
                       <a:fillRect/>
@@ -728,10 +917,10 @@
           <w:b/>
           <w:bCs/>
         </w:rPr>
-        <w:t xml:space="preserve">Cross-multiply (Multiplicación cruzada)</w:t>
-      </w:r>
-      <w:r>
-        <w:t xml:space="preserve"> — Multiplying across two ratios to check if they are equal.</w:t>
+        <w:t xml:space="preserve">Proportion (Proporción)</w:t>
+      </w:r>
+      <w:r>
+        <w:t xml:space="preserve"> — A math sentence saying two ratios are equal.</w:t>
       </w:r>
     </w:p>
     <w:p>
@@ -759,7 +948,7 @@
                     </pic:cNvPicPr>
                   </pic:nvPicPr>
                   <pic:blipFill>
-                    <a:blip r:embed="rId12" cstate="none"/>
+                    <a:blip r:embed="rId7" cstate="none"/>
                     <a:srcRect/>
                     <a:stretch>
                       <a:fillRect/>
@@ -791,6 +980,195 @@
           <w:b/>
           <w:bCs/>
         </w:rPr>
+        <w:t xml:space="preserve">Ratio and Rate Problem Solving (Resolución de problemas de razones y tasas)</w:t>
+      </w:r>
+      <w:r>
+        <w:t xml:space="preserve"> — Use ratios and rates to compare quantities and solve real-world problems.</w:t>
+      </w:r>
+    </w:p>
+    <w:p>
+      <w:pPr>
+        <w:keepNext/>
+        <w:spacing w:after="20" w:before="80"/>
+        <w:jc w:val="center"/>
+      </w:pPr>
+      <w:r>
+        <w:drawing>
+          <wp:inline distT="0" distB="0" distL="0" distR="0">
+            <wp:extent cx="1047750" cy="790575"/>
+            <wp:effectExtent t="0" r="0" b="0" l="0"/>
+            <wp:docPr id="1" name="" descr="" title=""/>
+            <wp:cNvGraphicFramePr>
+              <a:graphicFrameLocks xmlns:a="http://schemas.openxmlformats.org/drawingml/2006/main" noChangeAspect="1"/>
+            </wp:cNvGraphicFramePr>
+            <a:graphic xmlns:a="http://schemas.openxmlformats.org/drawingml/2006/main">
+              <a:graphicData uri="http://schemas.openxmlformats.org/drawingml/2006/picture">
+                <pic:pic xmlns:pic="http://schemas.openxmlformats.org/drawingml/2006/picture">
+                  <pic:nvPicPr>
+                    <pic:cNvPr id="0" name="" descr=""/>
+                    <pic:cNvPicPr>
+                      <a:picLocks noChangeAspect="1" noChangeArrowheads="1"/>
+                    </pic:cNvPicPr>
+                  </pic:nvPicPr>
+                  <pic:blipFill>
+                    <a:blip r:embed="rId8" cstate="none"/>
+                    <a:srcRect/>
+                    <a:stretch>
+                      <a:fillRect/>
+                    </a:stretch>
+                  </pic:blipFill>
+                  <pic:spPr bwMode="auto">
+                    <a:xfrm>
+                      <a:off x="0" y="0"/>
+                      <a:ext cx="1047750" cy="790575"/>
+                    </a:xfrm>
+                    <a:prstGeom prst="rect">
+                      <a:avLst/>
+                    </a:prstGeom>
+                  </pic:spPr>
+                </pic:pic>
+              </a:graphicData>
+            </a:graphic>
+          </wp:inline>
+        </w:drawing>
+      </w:r>
+    </w:p>
+    <w:p>
+      <w:pPr>
+        <w:keepNext/>
+        <w:spacing w:after="120"/>
+      </w:pPr>
+      <w:r>
+        <w:rPr>
+          <w:b/>
+          <w:bCs/>
+        </w:rPr>
+        <w:t xml:space="preserve">Rate (Tasa)</w:t>
+      </w:r>
+      <w:r>
+        <w:t xml:space="preserve"> — A ratio comparing two amounts with different units, like miles per hour.</w:t>
+      </w:r>
+    </w:p>
+    <w:p>
+      <w:pPr>
+        <w:keepNext/>
+        <w:spacing w:after="20" w:before="80"/>
+        <w:jc w:val="center"/>
+      </w:pPr>
+      <w:r>
+        <w:drawing>
+          <wp:inline distT="0" distB="0" distL="0" distR="0">
+            <wp:extent cx="1047750" cy="790575"/>
+            <wp:effectExtent t="0" r="0" b="0" l="0"/>
+            <wp:docPr id="1" name="" descr="" title=""/>
+            <wp:cNvGraphicFramePr>
+              <a:graphicFrameLocks xmlns:a="http://schemas.openxmlformats.org/drawingml/2006/main" noChangeAspect="1"/>
+            </wp:cNvGraphicFramePr>
+            <a:graphic xmlns:a="http://schemas.openxmlformats.org/drawingml/2006/main">
+              <a:graphicData uri="http://schemas.openxmlformats.org/drawingml/2006/picture">
+                <pic:pic xmlns:pic="http://schemas.openxmlformats.org/drawingml/2006/picture">
+                  <pic:nvPicPr>
+                    <pic:cNvPr id="0" name="" descr=""/>
+                    <pic:cNvPicPr>
+                      <a:picLocks noChangeAspect="1" noChangeArrowheads="1"/>
+                    </pic:cNvPicPr>
+                  </pic:nvPicPr>
+                  <pic:blipFill>
+                    <a:blip r:embed="rId15" cstate="none"/>
+                    <a:srcRect/>
+                    <a:stretch>
+                      <a:fillRect/>
+                    </a:stretch>
+                  </pic:blipFill>
+                  <pic:spPr bwMode="auto">
+                    <a:xfrm>
+                      <a:off x="0" y="0"/>
+                      <a:ext cx="1047750" cy="790575"/>
+                    </a:xfrm>
+                    <a:prstGeom prst="rect">
+                      <a:avLst/>
+                    </a:prstGeom>
+                  </pic:spPr>
+                </pic:pic>
+              </a:graphicData>
+            </a:graphic>
+          </wp:inline>
+        </w:drawing>
+      </w:r>
+    </w:p>
+    <w:p>
+      <w:pPr>
+        <w:keepNext/>
+        <w:spacing w:after="120"/>
+      </w:pPr>
+      <w:r>
+        <w:rPr>
+          <w:b/>
+          <w:bCs/>
+        </w:rPr>
+        <w:t xml:space="preserve">Cross-multiply (Multiplicación cruzada)</w:t>
+      </w:r>
+      <w:r>
+        <w:t xml:space="preserve"> — Multiplying across two ratios to check if they are equal.</w:t>
+      </w:r>
+    </w:p>
+    <w:p>
+      <w:pPr>
+        <w:keepNext/>
+        <w:spacing w:after="20" w:before="80"/>
+        <w:jc w:val="center"/>
+      </w:pPr>
+      <w:r>
+        <w:drawing>
+          <wp:inline distT="0" distB="0" distL="0" distR="0">
+            <wp:extent cx="1047750" cy="790575"/>
+            <wp:effectExtent t="0" r="0" b="0" l="0"/>
+            <wp:docPr id="1" name="" descr="" title=""/>
+            <wp:cNvGraphicFramePr>
+              <a:graphicFrameLocks xmlns:a="http://schemas.openxmlformats.org/drawingml/2006/main" noChangeAspect="1"/>
+            </wp:cNvGraphicFramePr>
+            <a:graphic xmlns:a="http://schemas.openxmlformats.org/drawingml/2006/main">
+              <a:graphicData uri="http://schemas.openxmlformats.org/drawingml/2006/picture">
+                <pic:pic xmlns:pic="http://schemas.openxmlformats.org/drawingml/2006/picture">
+                  <pic:nvPicPr>
+                    <pic:cNvPr id="0" name="" descr=""/>
+                    <pic:cNvPicPr>
+                      <a:picLocks noChangeAspect="1" noChangeArrowheads="1"/>
+                    </pic:cNvPicPr>
+                  </pic:nvPicPr>
+                  <pic:blipFill>
+                    <a:blip r:embed="rId16" cstate="none"/>
+                    <a:srcRect/>
+                    <a:stretch>
+                      <a:fillRect/>
+                    </a:stretch>
+                  </pic:blipFill>
+                  <pic:spPr bwMode="auto">
+                    <a:xfrm>
+                      <a:off x="0" y="0"/>
+                      <a:ext cx="1047750" cy="790575"/>
+                    </a:xfrm>
+                    <a:prstGeom prst="rect">
+                      <a:avLst/>
+                    </a:prstGeom>
+                  </pic:spPr>
+                </pic:pic>
+              </a:graphicData>
+            </a:graphic>
+          </wp:inline>
+        </w:drawing>
+      </w:r>
+    </w:p>
+    <w:p>
+      <w:pPr>
+        <w:keepNext/>
+        <w:spacing w:after="120"/>
+      </w:pPr>
+      <w:r>
+        <w:rPr>
+          <w:b/>
+          <w:bCs/>
+        </w:rPr>
         <w:t xml:space="preserve">Ratio table (Tabla de razones)</w:t>
       </w:r>
       <w:r>
@@ -831,39 +1209,39 @@
           <w:b/>
           <w:bCs/>
         </w:rPr>
-        <w:t xml:space="preserve">1. (Lesson 3.4) Which ratio is equivalent to 2:5?</w:t>
-      </w:r>
-    </w:p>
-    <w:p>
-      <w:pPr>
-        <w:spacing w:after="40" w:before="0"/>
-      </w:pPr>
-      <w:r>
-        <w:t xml:space="preserve">     A. 4:10</w:t>
-      </w:r>
-    </w:p>
-    <w:p>
-      <w:pPr>
-        <w:spacing w:after="40" w:before="0"/>
-      </w:pPr>
-      <w:r>
-        <w:t xml:space="preserve">     B. 3:6</w:t>
-      </w:r>
-    </w:p>
-    <w:p>
-      <w:pPr>
-        <w:spacing w:after="40" w:before="0"/>
-      </w:pPr>
-      <w:r>
-        <w:t xml:space="preserve">     C. 2:10</w:t>
-      </w:r>
-    </w:p>
-    <w:p>
-      <w:pPr>
-        <w:spacing w:after="40" w:before="0"/>
-      </w:pPr>
-      <w:r>
-        <w:t xml:space="preserve">     D. 5:2</w:t>
+        <w:t xml:space="preserve">1. (Lesson 3.5) Chef A uses 2 cups of cheese for every 8 crackers. Chef B uses 3 cups of cheese for every 9 crackers. Who uses more cheese per cracker?</w:t>
+      </w:r>
+    </w:p>
+    <w:p>
+      <w:pPr>
+        <w:spacing w:after="40" w:before="0"/>
+      </w:pPr>
+      <w:r>
+        <w:t xml:space="preserve">     A. Chef B</w:t>
+      </w:r>
+    </w:p>
+    <w:p>
+      <w:pPr>
+        <w:spacing w:after="40" w:before="0"/>
+      </w:pPr>
+      <w:r>
+        <w:t xml:space="preserve">     B. Chef A</w:t>
+      </w:r>
+    </w:p>
+    <w:p>
+      <w:pPr>
+        <w:spacing w:after="40" w:before="0"/>
+      </w:pPr>
+      <w:r>
+        <w:t xml:space="preserve">     C. They use the same amount</w:t>
+      </w:r>
+    </w:p>
+    <w:p>
+      <w:pPr>
+        <w:spacing w:after="40" w:before="0"/>
+      </w:pPr>
+      <w:r>
+        <w:t xml:space="preserve">     D. Cannot determine</w:t>
       </w:r>
     </w:p>
     <w:p>
@@ -886,39 +1264,39 @@
           <w:b/>
           <w:bCs/>
         </w:rPr>
-        <w:t xml:space="preserve">2. (Lesson 3.4) A recipe uses 4 eggs for every 6 cups of flour. Which ratio is equivalent?</w:t>
-      </w:r>
-    </w:p>
-    <w:p>
-      <w:pPr>
-        <w:spacing w:after="40" w:before="0"/>
-      </w:pPr>
-      <w:r>
-        <w:t xml:space="preserve">     A. 2:3</w:t>
-      </w:r>
-    </w:p>
-    <w:p>
-      <w:pPr>
-        <w:spacing w:after="40" w:before="0"/>
-      </w:pPr>
-      <w:r>
-        <w:t xml:space="preserve">     B. 8:10</w:t>
-      </w:r>
-    </w:p>
-    <w:p>
-      <w:pPr>
-        <w:spacing w:after="40" w:before="0"/>
-      </w:pPr>
-      <w:r>
-        <w:t xml:space="preserve">     C. 4:3</w:t>
-      </w:r>
-    </w:p>
-    <w:p>
-      <w:pPr>
-        <w:spacing w:after="40" w:before="0"/>
-      </w:pPr>
-      <w:r>
-        <w:t xml:space="preserve">     D. 6:4</w:t>
+        <w:t xml:space="preserve">2. (Lesson 3.5) Which ratio is greater: 3:4 or 5:8?</w:t>
+      </w:r>
+    </w:p>
+    <w:p>
+      <w:pPr>
+        <w:spacing w:after="40" w:before="0"/>
+      </w:pPr>
+      <w:r>
+        <w:t xml:space="preserve">     A. 3:4</w:t>
+      </w:r>
+    </w:p>
+    <w:p>
+      <w:pPr>
+        <w:spacing w:after="40" w:before="0"/>
+      </w:pPr>
+      <w:r>
+        <w:t xml:space="preserve">     B. 5:8</w:t>
+      </w:r>
+    </w:p>
+    <w:p>
+      <w:pPr>
+        <w:spacing w:after="40" w:before="0"/>
+      </w:pPr>
+      <w:r>
+        <w:t xml:space="preserve">     C. They are equal</w:t>
+      </w:r>
+    </w:p>
+    <w:p>
+      <w:pPr>
+        <w:spacing w:after="40" w:before="0"/>
+      </w:pPr>
+      <w:r>
+        <w:t xml:space="preserve">     D. Cannot determine</w:t>
       </w:r>
     </w:p>
     <w:p>
@@ -941,39 +1319,39 @@
           <w:b/>
           <w:bCs/>
         </w:rPr>
-        <w:t xml:space="preserve">3. (Lesson 3.4) Marcus earns $45 for every 3 hours of work. How much does he earn in 8 hours?</w:t>
-      </w:r>
-    </w:p>
-    <w:p>
-      <w:pPr>
-        <w:spacing w:after="40" w:before="0"/>
-      </w:pPr>
-      <w:r>
-        <w:t xml:space="preserve">     A. $120</w:t>
-      </w:r>
-    </w:p>
-    <w:p>
-      <w:pPr>
-        <w:spacing w:after="40" w:before="0"/>
-      </w:pPr>
-      <w:r>
-        <w:t xml:space="preserve">     B. $90</w:t>
-      </w:r>
-    </w:p>
-    <w:p>
-      <w:pPr>
-        <w:spacing w:after="40" w:before="0"/>
-      </w:pPr>
-      <w:r>
-        <w:t xml:space="preserve">     C. $135</w:t>
-      </w:r>
-    </w:p>
-    <w:p>
-      <w:pPr>
-        <w:spacing w:after="40" w:before="0"/>
-      </w:pPr>
-      <w:r>
-        <w:t xml:space="preserve">     D. $105</w:t>
+        <w:t xml:space="preserve">3. (Lesson 3.5) Store A sells 3 mangoes for $6. Store B sells 5 mangoes for $9. Which store offers a better price per mango?</w:t>
+      </w:r>
+    </w:p>
+    <w:p>
+      <w:pPr>
+        <w:spacing w:after="40" w:before="0"/>
+      </w:pPr>
+      <w:r>
+        <w:t xml:space="preserve">     A. Store B</w:t>
+      </w:r>
+    </w:p>
+    <w:p>
+      <w:pPr>
+        <w:spacing w:after="40" w:before="0"/>
+      </w:pPr>
+      <w:r>
+        <w:t xml:space="preserve">     B. Store A</w:t>
+      </w:r>
+    </w:p>
+    <w:p>
+      <w:pPr>
+        <w:spacing w:after="40" w:before="0"/>
+      </w:pPr>
+      <w:r>
+        <w:t xml:space="preserve">     C. Same price</w:t>
+      </w:r>
+    </w:p>
+    <w:p>
+      <w:pPr>
+        <w:spacing w:after="40" w:before="0"/>
+      </w:pPr>
+      <w:r>
+        <w:t xml:space="preserve">     D. Cannot determine</w:t>
       </w:r>
     </w:p>
     <w:p>
@@ -996,39 +1374,39 @@
           <w:b/>
           <w:bCs/>
         </w:rPr>
-        <w:t xml:space="preserve">4. (Lesson 3.4) Spot the Common Mistake — Simplifying a Ratio</w:t>
-      </w:r>
-    </w:p>
-    <w:p>
-      <w:pPr>
-        <w:spacing w:after="40" w:before="0"/>
-      </w:pPr>
-      <w:r>
-        <w:t xml:space="preserve">   Step 1 (Set up the ratio): A student wants to write 12:18 in simplest form.</w:t>
-      </w:r>
-    </w:p>
-    <w:p>
-      <w:pPr>
-        <w:spacing w:after="40" w:before="0"/>
-      </w:pPr>
-      <w:r>
-        <w:t xml:space="preserve">   Step 2 (Find the common factor): Both 12 and 18 can be divided by 6.</w:t>
-      </w:r>
-    </w:p>
-    <w:p>
-      <w:pPr>
-        <w:spacing w:after="40" w:before="0"/>
-      </w:pPr>
-      <w:r>
-        <w:t xml:space="preserve">   Step 3 (Divide each part): 12 ÷ 6 = 2 and 18 ÷ 3 = 6, so they wrote 2:6.</w:t>
-      </w:r>
-    </w:p>
-    <w:p>
-      <w:pPr>
-        <w:spacing w:after="40" w:before="0"/>
-      </w:pPr>
-      <w:r>
-        <w:t xml:space="preserve">   Step 4 (Answer): 12:18 simplifies to 2:6</w:t>
+        <w:t xml:space="preserve">4. (Lesson 3.5) Spot the Common Mistake</w:t>
+      </w:r>
+    </w:p>
+    <w:p>
+      <w:pPr>
+        <w:spacing w:after="40" w:before="0"/>
+      </w:pPr>
+      <w:r>
+        <w:t xml:space="preserve">   Step 1 (Read the problem): Compare Chef Reyes's dressing (4 tbsp oil : 6 tbsp vinegar) to Chef Tran's dressing (5 tbsp oil : 8 tbsp vinegar). Which dressing is oilier?</w:t>
+      </w:r>
+    </w:p>
+    <w:p>
+      <w:pPr>
+        <w:spacing w:after="40" w:before="0"/>
+      </w:pPr>
+      <w:r>
+        <w:t xml:space="preserve">   Step 2 (Find a common denominator): LCD of 6 and 8 is 24.</w:t>
+      </w:r>
+    </w:p>
+    <w:p>
+      <w:pPr>
+        <w:spacing w:after="40" w:before="0"/>
+      </w:pPr>
+      <w:r>
+        <w:t xml:space="preserve">   Step 3 (Scale each ratio): Chef Reyes: 6 × 4 = 24, so oil = 4 × 4 = 16, giving 16:24. Chef Tran: to reach 24 he also multiplies by 4: oil = 5 × 4 = 20, giving 20:24.</w:t>
+      </w:r>
+    </w:p>
+    <w:p>
+      <w:pPr>
+        <w:spacing w:after="40" w:before="0"/>
+      </w:pPr>
+      <w:r>
+        <w:t xml:space="preserve">   Step 4 (Conclusion): Since 20 &gt; 16, Chef Tran's dressing is oilier.</w:t>
       </w:r>
     </w:p>
     <w:p>
@@ -1085,39 +1463,39 @@
           <w:b/>
           <w:bCs/>
         </w:rPr>
-        <w:t xml:space="preserve">5. (Lesson 3.5) Store A sells 3 mangoes for $6. Store B sells 5 mangoes for $9. Which store offers a better price per mango?</w:t>
-      </w:r>
-    </w:p>
-    <w:p>
-      <w:pPr>
-        <w:spacing w:after="40" w:before="0"/>
-      </w:pPr>
-      <w:r>
-        <w:t xml:space="preserve">     A. Store B</w:t>
-      </w:r>
-    </w:p>
-    <w:p>
-      <w:pPr>
-        <w:spacing w:after="40" w:before="0"/>
-      </w:pPr>
-      <w:r>
-        <w:t xml:space="preserve">     B. Store A</w:t>
-      </w:r>
-    </w:p>
-    <w:p>
-      <w:pPr>
-        <w:spacing w:after="40" w:before="0"/>
-      </w:pPr>
-      <w:r>
-        <w:t xml:space="preserve">     C. Same price</w:t>
-      </w:r>
-    </w:p>
-    <w:p>
-      <w:pPr>
-        <w:spacing w:after="40" w:before="0"/>
-      </w:pPr>
-      <w:r>
-        <w:t xml:space="preserve">     D. Cannot determine</w:t>
+        <w:t xml:space="preserve">5. (Lesson 3.6) Diamond needs 4 liters of water. Her bottle holds 500 milliliters. How many times must she fill it?</w:t>
+      </w:r>
+    </w:p>
+    <w:p>
+      <w:pPr>
+        <w:spacing w:after="40" w:before="0"/>
+      </w:pPr>
+      <w:r>
+        <w:t xml:space="preserve">     A. 8 times</w:t>
+      </w:r>
+    </w:p>
+    <w:p>
+      <w:pPr>
+        <w:spacing w:after="40" w:before="0"/>
+      </w:pPr>
+      <w:r>
+        <w:t xml:space="preserve">     B. 4 times</w:t>
+      </w:r>
+    </w:p>
+    <w:p>
+      <w:pPr>
+        <w:spacing w:after="40" w:before="0"/>
+      </w:pPr>
+      <w:r>
+        <w:t xml:space="preserve">     C. 2 times</w:t>
+      </w:r>
+    </w:p>
+    <w:p>
+      <w:pPr>
+        <w:spacing w:after="40" w:before="0"/>
+      </w:pPr>
+      <w:r>
+        <w:t xml:space="preserve">     D. 40 times</w:t>
       </w:r>
     </w:p>
     <w:p>
@@ -1140,39 +1518,39 @@
           <w:b/>
           <w:bCs/>
         </w:rPr>
-        <w:t xml:space="preserve">6. (Lesson 3.5) Spot the Common Mistake</w:t>
-      </w:r>
-    </w:p>
-    <w:p>
-      <w:pPr>
-        <w:spacing w:after="40" w:before="0"/>
-      </w:pPr>
-      <w:r>
-        <w:t xml:space="preserve">   Step 1 (Read the problem): Compare Chef Reyes's dressing (4 tbsp oil : 6 tbsp vinegar) to Chef Tran's dressing (5 tbsp oil : 8 tbsp vinegar). Which dressing is oilier?</w:t>
-      </w:r>
-    </w:p>
-    <w:p>
-      <w:pPr>
-        <w:spacing w:after="40" w:before="0"/>
-      </w:pPr>
-      <w:r>
-        <w:t xml:space="preserve">   Step 2 (Find a common denominator): LCD of 6 and 8 is 24.</w:t>
-      </w:r>
-    </w:p>
-    <w:p>
-      <w:pPr>
-        <w:spacing w:after="40" w:before="0"/>
-      </w:pPr>
-      <w:r>
-        <w:t xml:space="preserve">   Step 3 (Scale each ratio): Chef Reyes: 6 × 4 = 24, so oil = 4 × 4 = 16, giving 16:24. Chef Tran: to reach 24 he also multiplies by 4: oil = 5 × 4 = 20, giving 20:24.</w:t>
-      </w:r>
-    </w:p>
-    <w:p>
-      <w:pPr>
-        <w:spacing w:after="40" w:before="0"/>
-      </w:pPr>
-      <w:r>
-        <w:t xml:space="preserve">   Step 4 (Conclusion): Since 20 &gt; 16, Chef Tran's dressing is oilier.</w:t>
+        <w:t xml:space="preserve">6. (Lesson 3.6) Find the error</w:t>
+      </w:r>
+    </w:p>
+    <w:p>
+      <w:pPr>
+        <w:spacing w:after="40" w:before="0"/>
+      </w:pPr>
+      <w:r>
+        <w:t xml:space="preserve">   Step 1 (Setup): A recipe needs 2 pounds of flour. The scale reads in ounces (16 oz = 1 lb).</w:t>
+      </w:r>
+    </w:p>
+    <w:p>
+      <w:pPr>
+        <w:spacing w:after="40" w:before="0"/>
+      </w:pPr>
+      <w:r>
+        <w:t xml:space="preserve">   Step 2 (Step 1): The unit ratio is 16 ounces : 1 pound.</w:t>
+      </w:r>
+    </w:p>
+    <w:p>
+      <w:pPr>
+        <w:spacing w:after="40" w:before="0"/>
+      </w:pPr>
+      <w:r>
+        <w:t xml:space="preserve">   Step 3 (Step 2): 2 × 16 = 32, so 2 pounds = 32 ounces.</w:t>
+      </w:r>
+    </w:p>
+    <w:p>
+      <w:pPr>
+        <w:spacing w:after="40" w:before="0"/>
+      </w:pPr>
+      <w:r>
+        <w:t xml:space="preserve">   Step 4 (Step 3): The scale reads 40 ounces, so there is not enough flour.</w:t>
       </w:r>
     </w:p>
     <w:p>
@@ -1229,39 +1607,39 @@
           <w:b/>
           <w:bCs/>
         </w:rPr>
-        <w:t xml:space="preserve">7. (Lesson 3.6) A chef uses the proportion 3/7 = x/28 to scale a recipe. What is x?</w:t>
-      </w:r>
-    </w:p>
-    <w:p>
-      <w:pPr>
-        <w:spacing w:after="40" w:before="0"/>
-      </w:pPr>
-      <w:r>
-        <w:t xml:space="preserve">     A. 12</w:t>
-      </w:r>
-    </w:p>
-    <w:p>
-      <w:pPr>
-        <w:spacing w:after="40" w:before="0"/>
-      </w:pPr>
-      <w:r>
-        <w:t xml:space="preserve">     B. 14</w:t>
-      </w:r>
-    </w:p>
-    <w:p>
-      <w:pPr>
-        <w:spacing w:after="40" w:before="0"/>
-      </w:pPr>
-      <w:r>
-        <w:t xml:space="preserve">     C. 9</w:t>
-      </w:r>
-    </w:p>
-    <w:p>
-      <w:pPr>
-        <w:spacing w:after="40" w:before="0"/>
-      </w:pPr>
-      <w:r>
-        <w:t xml:space="preserve">     D. 21</w:t>
+        <w:t xml:space="preserve">7. (Lesson 3.7) A dog weighs 31 pounds. Flea medicine comes in packages for 4–10 kg, 10–25 kg, and 25–40 kg. Which package is correct?</w:t>
+      </w:r>
+    </w:p>
+    <w:p>
+      <w:pPr>
+        <w:spacing w:after="40" w:before="0"/>
+      </w:pPr>
+      <w:r>
+        <w:t xml:space="preserve">     A. The 10–25 kg package</w:t>
+      </w:r>
+    </w:p>
+    <w:p>
+      <w:pPr>
+        <w:spacing w:after="40" w:before="0"/>
+      </w:pPr>
+      <w:r>
+        <w:t xml:space="preserve">     B. The 4–10 kg package</w:t>
+      </w:r>
+    </w:p>
+    <w:p>
+      <w:pPr>
+        <w:spacing w:after="40" w:before="0"/>
+      </w:pPr>
+      <w:r>
+        <w:t xml:space="preserve">     C. The 25–40 kg package</w:t>
+      </w:r>
+    </w:p>
+    <w:p>
+      <w:pPr>
+        <w:spacing w:after="40" w:before="0"/>
+      </w:pPr>
+      <w:r>
+        <w:t xml:space="preserve">     D. None — 31 is above every range</w:t>
       </w:r>
     </w:p>
     <w:p>
@@ -1284,39 +1662,39 @@
           <w:b/>
           <w:bCs/>
         </w:rPr>
-        <w:t xml:space="preserve">8. (Lesson 3.6) Spot the Common Mistake</w:t>
-      </w:r>
-    </w:p>
-    <w:p>
-      <w:pPr>
-        <w:spacing w:after="40" w:before="0"/>
-      </w:pPr>
-      <w:r>
-        <w:t xml:space="preserve">   Step 1 (Set up the proportion): A recipe uses 4 cups of sugar for every 9 cups of flour: 4/9 = x/27.</w:t>
-      </w:r>
-    </w:p>
-    <w:p>
-      <w:pPr>
-        <w:spacing w:after="40" w:before="0"/>
-      </w:pPr>
-      <w:r>
-        <w:t xml:space="preserve">   Step 2 (Find the scale factor): 27 ÷ 9 = 3.</w:t>
-      </w:r>
-    </w:p>
-    <w:p>
-      <w:pPr>
-        <w:spacing w:after="40" w:before="0"/>
-      </w:pPr>
-      <w:r>
-        <w:t xml:space="preserve">   Step 3 (Solve for x): 4 + 3 = 7, so x = 7 cups of sugar.</w:t>
-      </w:r>
-    </w:p>
-    <w:p>
-      <w:pPr>
-        <w:spacing w:after="40" w:before="0"/>
-      </w:pPr>
-      <w:r>
-        <w:t xml:space="preserve">   Step 4 (Answer): Use 7 cups of sugar.</w:t>
+        <w:t xml:space="preserve">8. (Lesson 3.7) Find the error</w:t>
+      </w:r>
+    </w:p>
+    <w:p>
+      <w:pPr>
+        <w:spacing w:after="40" w:before="0"/>
+      </w:pPr>
+      <w:r>
+        <w:t xml:space="preserve">   Step 1 (Setup): A recipe calls for 2 pounds of flour. The scale is metric. (1 lb ≈ 0.45 kg)</w:t>
+      </w:r>
+    </w:p>
+    <w:p>
+      <w:pPr>
+        <w:spacing w:after="40" w:before="0"/>
+      </w:pPr>
+      <w:r>
+        <w:t xml:space="preserve">   Step 2 (Step 1): The conversion factor is 1 : 0.45.</w:t>
+      </w:r>
+    </w:p>
+    <w:p>
+      <w:pPr>
+        <w:spacing w:after="40" w:before="0"/>
+      </w:pPr>
+      <w:r>
+        <w:t xml:space="preserve">   Step 3 (Step 2): 0.45 × 2 = 0.9, so 2 pounds ≈ 0.9 kilogram.</w:t>
+      </w:r>
+    </w:p>
+    <w:p>
+      <w:pPr>
+        <w:spacing w:after="40" w:before="0"/>
+      </w:pPr>
+      <w:r>
+        <w:t xml:space="preserve">   Step 4 (Step 3): 2 pounds = 0.9 kilogram exactly.</w:t>
       </w:r>
     </w:p>
     <w:p>
@@ -1373,39 +1751,39 @@
           <w:b/>
           <w:bCs/>
         </w:rPr>
-        <w:t xml:space="preserve">9. (Lesson 3.7) A car travels 150 miles in 3 hours. A bus travels 200 miles in 5 hours. Which vehicle is faster?</w:t>
-      </w:r>
-    </w:p>
-    <w:p>
-      <w:pPr>
-        <w:spacing w:after="40" w:before="0"/>
-      </w:pPr>
-      <w:r>
-        <w:t xml:space="preserve">     A. The car</w:t>
-      </w:r>
-    </w:p>
-    <w:p>
-      <w:pPr>
-        <w:spacing w:after="40" w:before="0"/>
-      </w:pPr>
-      <w:r>
-        <w:t xml:space="preserve">     B. The bus</w:t>
-      </w:r>
-    </w:p>
-    <w:p>
-      <w:pPr>
-        <w:spacing w:after="40" w:before="0"/>
-      </w:pPr>
-      <w:r>
-        <w:t xml:space="preserve">     C. Same speed</w:t>
-      </w:r>
-    </w:p>
-    <w:p>
-      <w:pPr>
-        <w:spacing w:after="40" w:before="0"/>
-      </w:pPr>
-      <w:r>
-        <w:t xml:space="preserve">     D. Cannot determine</w:t>
+        <w:t xml:space="preserve">9. (Lesson 3.9) Marcus earns $45 for every 3 hours of work. How much does he earn in 8 hours?</w:t>
+      </w:r>
+    </w:p>
+    <w:p>
+      <w:pPr>
+        <w:spacing w:after="40" w:before="0"/>
+      </w:pPr>
+      <w:r>
+        <w:t xml:space="preserve">     A. $120</w:t>
+      </w:r>
+    </w:p>
+    <w:p>
+      <w:pPr>
+        <w:spacing w:after="40" w:before="0"/>
+      </w:pPr>
+      <w:r>
+        <w:t xml:space="preserve">     B. $90</w:t>
+      </w:r>
+    </w:p>
+    <w:p>
+      <w:pPr>
+        <w:spacing w:after="40" w:before="0"/>
+      </w:pPr>
+      <w:r>
+        <w:t xml:space="preserve">     C. $135</w:t>
+      </w:r>
+    </w:p>
+    <w:p>
+      <w:pPr>
+        <w:spacing w:after="40" w:before="0"/>
+      </w:pPr>
+      <w:r>
+        <w:t xml:space="preserve">     D. $105</w:t>
       </w:r>
     </w:p>
     <w:p>
@@ -1428,39 +1806,39 @@
           <w:b/>
           <w:bCs/>
         </w:rPr>
-        <w:t xml:space="preserve">10. (Lesson 3.7) Spot the Smoothie Mistake</w:t>
-      </w:r>
-    </w:p>
-    <w:p>
-      <w:pPr>
-        <w:spacing w:after="40" w:before="0"/>
-      </w:pPr>
-      <w:r>
-        <w:t xml:space="preserve">   Step 1 (Read the problem): A smoothie stand makes 18 smoothies in 6 minutes. How many smoothies can it make in 10 minutes at the same rate?</w:t>
-      </w:r>
-    </w:p>
-    <w:p>
-      <w:pPr>
-        <w:spacing w:after="40" w:before="0"/>
-      </w:pPr>
-      <w:r>
-        <w:t xml:space="preserve">   Step 2 (Find the unit rate): 6 minutes ÷ 18 smoothies = 0.33 minute per smoothie</w:t>
-      </w:r>
-    </w:p>
-    <w:p>
-      <w:pPr>
-        <w:spacing w:after="40" w:before="0"/>
-      </w:pPr>
-      <w:r>
-        <w:t xml:space="preserve">   Step 3 (Find smoothies in 10 minutes): 0.33 × 10 = about 3.3 smoothies</w:t>
-      </w:r>
-    </w:p>
-    <w:p>
-      <w:pPr>
-        <w:spacing w:after="40" w:before="0"/>
-      </w:pPr>
-      <w:r>
-        <w:t xml:space="preserve">   Step 4 (Answer): About 3 smoothies in 10 minutes</w:t>
+        <w:t xml:space="preserve">10. (Lesson 3.9) Spot the Common Mistake — Simplifying a Ratio</w:t>
+      </w:r>
+    </w:p>
+    <w:p>
+      <w:pPr>
+        <w:spacing w:after="40" w:before="0"/>
+      </w:pPr>
+      <w:r>
+        <w:t xml:space="preserve">   Step 1 (Set up the ratio): A student wants to write 12:18 in simplest form.</w:t>
+      </w:r>
+    </w:p>
+    <w:p>
+      <w:pPr>
+        <w:spacing w:after="40" w:before="0"/>
+      </w:pPr>
+      <w:r>
+        <w:t xml:space="preserve">   Step 2 (Find the common factor): Both 12 and 18 can be divided by 6.</w:t>
+      </w:r>
+    </w:p>
+    <w:p>
+      <w:pPr>
+        <w:spacing w:after="40" w:before="0"/>
+      </w:pPr>
+      <w:r>
+        <w:t xml:space="preserve">   Step 3 (Divide each part): 12 ÷ 6 = 2 and 18 ÷ 3 = 6, so they wrote 2:6.</w:t>
+      </w:r>
+    </w:p>
+    <w:p>
+      <w:pPr>
+        <w:spacing w:after="40" w:before="0"/>
+      </w:pPr>
+      <w:r>
+        <w:t xml:space="preserve">   Step 4 (Answer): 12:18 simplifies to 2:6</w:t>
       </w:r>
     </w:p>
     <w:p>
@@ -1535,7 +1913,7 @@
           <w:b/>
           <w:bCs/>
         </w:rPr>
-        <w:t xml:space="preserve">1. A. 4:10</w:t>
+        <w:t xml:space="preserve">1. A. Chef B</w:t>
       </w:r>
     </w:p>
     <w:p>
@@ -1543,7 +1921,7 @@
         <w:spacing w:after="20" w:before="0"/>
       </w:pPr>
       <w:r>
-        <w:t xml:space="preserve">     Multiply both parts by 2: 2×2 = 4 and 5×2 = 10, so 4:10 is equivalent to 2:5.</w:t>
+        <w:t xml:space="preserve">     Chef A: 2÷8 = 0.25 cups per cracker. Chef B: 3÷9 ≈ 0.33 cups per cracker. Chef B uses more cheese per cracker.</w:t>
       </w:r>
     </w:p>
     <w:p>
@@ -1555,19 +1933,19 @@
           <w:i/>
           <w:iCs/>
         </w:rPr>
-        <w:t xml:space="preserve">     Watch for: A common mistake in Ratio and Rate Problem Solving is dividing in the wrong order when setting up the unit rate — for example, finding "minutes per smoothie" (6 ÷ 18) instead of "smoothies per minute" (18 ÷ 6) — or using addition instead of multiplication to scale the unit rate, like adding $0.75 + 10 instead of multiplying $0.75 × 10. Before you submit, check: does your unit rate match the units the question is asking for, and did you multiply (not add) to scale it to the new amount?</w:t>
-      </w:r>
-    </w:p>
-    <w:p>
-      <w:pPr>
-        <w:spacing w:after="40" w:before="0"/>
-      </w:pPr>
-      <w:r>
-        <w:rPr>
-          <w:b/>
-          <w:bCs/>
-        </w:rPr>
-        <w:t xml:space="preserve">2. A. 2:3</w:t>
+        <w:t xml:space="preserve">     Watch for: A common mistake in Equivalent Ratios is ADDING the scale factor to one part instead of MULTIPLYING both parts by it. For example, scaling 2:5 by a factor of 4 should give 8:20 (2×4 and 5×4) — not 6:9 (2+4 and 5+4). Adding changes the taste of the recipe (and the value of the ratio); only multiplying or dividing both numbers by the same amount keeps it equivalent.</w:t>
+      </w:r>
+    </w:p>
+    <w:p>
+      <w:pPr>
+        <w:spacing w:after="40" w:before="0"/>
+      </w:pPr>
+      <w:r>
+        <w:rPr>
+          <w:b/>
+          <w:bCs/>
+        </w:rPr>
+        <w:t xml:space="preserve">2. A. 3:4</w:t>
       </w:r>
     </w:p>
     <w:p>
@@ -1575,7 +1953,7 @@
         <w:spacing w:after="20" w:before="0"/>
       </w:pPr>
       <w:r>
-        <w:t xml:space="preserve">     Divide both by 2: 4÷2 = 2 and 6÷2 = 3. The ratio 2:3 is equivalent to 4:6.</w:t>
+        <w:t xml:space="preserve">     Convert to the same denominator: 3:4 = 6:8. Since 6:8 &gt; 5:8, the ratio 3:4 is greater.</w:t>
       </w:r>
     </w:p>
     <w:p>
@@ -1587,19 +1965,19 @@
           <w:i/>
           <w:iCs/>
         </w:rPr>
-        <w:t xml:space="preserve">     Watch for: A common mistake in Ratio and Rate Problem Solving is dividing in the wrong order when setting up the unit rate — for example, finding "minutes per smoothie" (6 ÷ 18) instead of "smoothies per minute" (18 ÷ 6) — or using addition instead of multiplication to scale the unit rate, like adding $0.75 + 10 instead of multiplying $0.75 × 10. Before you submit, check: does your unit rate match the units the question is asking for, and did you multiply (not add) to scale it to the new amount?</w:t>
-      </w:r>
-    </w:p>
-    <w:p>
-      <w:pPr>
-        <w:spacing w:after="40" w:before="0"/>
-      </w:pPr>
-      <w:r>
-        <w:rPr>
-          <w:b/>
-          <w:bCs/>
-        </w:rPr>
-        <w:t xml:space="preserve">3. A. $120</w:t>
+        <w:t xml:space="preserve">     Watch for: A common mistake in Equivalent Ratios is ADDING the scale factor to one part instead of MULTIPLYING both parts by it. For example, scaling 2:5 by a factor of 4 should give 8:20 (2×4 and 5×4) — not 6:9 (2+4 and 5+4). Adding changes the taste of the recipe (and the value of the ratio); only multiplying or dividing both numbers by the same amount keeps it equivalent.</w:t>
+      </w:r>
+    </w:p>
+    <w:p>
+      <w:pPr>
+        <w:spacing w:after="40" w:before="0"/>
+      </w:pPr>
+      <w:r>
+        <w:rPr>
+          <w:b/>
+          <w:bCs/>
+        </w:rPr>
+        <w:t xml:space="preserve">3. A. Store B</w:t>
       </w:r>
     </w:p>
     <w:p>
@@ -1607,7 +1985,7 @@
         <w:spacing w:after="20" w:before="0"/>
       </w:pPr>
       <w:r>
-        <w:t xml:space="preserve">     Unit rate: $45 ÷ 3 = $15/hour. In 8 hours: $15 × 8 = $120.</w:t>
+        <w:t xml:space="preserve">     Store A: $6÷3 = $2.00 per mango. Store B: $9÷5 = $1.80 per mango. Store B has the better (lower) price per mango.</w:t>
       </w:r>
     </w:p>
     <w:p>
@@ -1619,19 +1997,19 @@
           <w:i/>
           <w:iCs/>
         </w:rPr>
-        <w:t xml:space="preserve">     Watch for: A common mistake in Ratio and Rate Problem Solving is dividing in the wrong order when setting up the unit rate — for example, finding "minutes per smoothie" (6 ÷ 18) instead of "smoothies per minute" (18 ÷ 6) — or using addition instead of multiplication to scale the unit rate, like adding $0.75 + 10 instead of multiplying $0.75 × 10. Before you submit, check: does your unit rate match the units the question is asking for, and did you multiply (not add) to scale it to the new amount?</w:t>
-      </w:r>
-    </w:p>
-    <w:p>
-      <w:pPr>
-        <w:spacing w:after="40" w:before="0"/>
-      </w:pPr>
-      <w:r>
-        <w:rPr>
-          <w:b/>
-          <w:bCs/>
-        </w:rPr>
-        <w:t xml:space="preserve">4. (Lesson 3.4) Spot the Common Mistake — Simplifying a Ratio</w:t>
+        <w:t xml:space="preserve">     Watch for: A common mistake in Equivalent Ratios is ADDING the scale factor to one part instead of MULTIPLYING both parts by it. For example, scaling 2:5 by a factor of 4 should give 8:20 (2×4 and 5×4) — not 6:9 (2+4 and 5+4). Adding changes the taste of the recipe (and the value of the ratio); only multiplying or dividing both numbers by the same amount keeps it equivalent.</w:t>
+      </w:r>
+    </w:p>
+    <w:p>
+      <w:pPr>
+        <w:spacing w:after="40" w:before="0"/>
+      </w:pPr>
+      <w:r>
+        <w:rPr>
+          <w:b/>
+          <w:bCs/>
+        </w:rPr>
+        <w:t xml:space="preserve">4. (Lesson 3.5) Spot the Common Mistake</w:t>
       </w:r>
     </w:p>
     <w:p>
@@ -1647,7 +2025,7 @@
         <w:spacing w:after="20" w:before="0"/>
       </w:pPr>
       <w:r>
-        <w:t xml:space="preserve">     Correct work: Divide BOTH parts by the same number: 12 ÷ 6 = 2 and 18 ÷ 6 = 3, so 12:18 simplifies to 2:3.</w:t>
+        <w:t xml:space="preserve">     Correct work: Each ratio needs its own multiplier to reach 24 — Chef Reyes and Chef Tran do not use the same multiplier. Chef Tran's vinegar is 8, and 8 × 3 = 24 (not 8 × 4 = 32), so multiply BOTH parts of his ratio by 3, not 4: oil = 5 × 3 = 15, giving 15:24. Now compare with equal vinegar (24): Chef Reyes has 16 tbsp oil and Chef Tran has 15 tbsp oil. Since 16 &gt; 15, Chef Reyes's dressing is actually oilier.</w:t>
       </w:r>
     </w:p>
     <w:p>
@@ -1655,19 +2033,19 @@
         <w:spacing w:after="80" w:before="0"/>
       </w:pPr>
       <w:r>
-        <w:t xml:space="preserve">     Watch for: The "Divide each part" step uses two different divisors: 12 ÷ 6 but 18 ÷ 3. Simplifying only keeps a ratio equivalent when both parts are divided by the same number, so 12 ÷ 6 = 2 and 18 ÷ 6 = 3 give 2:3. The student's 2:6 simplifies to 1:3, which is not the same comparison as 12:18.</w:t>
-      </w:r>
-    </w:p>
-    <w:p>
-      <w:pPr>
-        <w:spacing w:after="40" w:before="0"/>
-      </w:pPr>
-      <w:r>
-        <w:rPr>
-          <w:b/>
-          <w:bCs/>
-        </w:rPr>
-        <w:t xml:space="preserve">5. A. Store B</w:t>
+        <w:t xml:space="preserve">     Watch for: Each ratio needs its own multiplier to reach 24. Chef Reyes's vinegar 6 × 4 = 24 is right, but Chef Tran's vinegar is 8, and 8 × 3 = 24, so both parts of his ratio scale by 3: 5 × 3 = 15, giving 15:24 instead of 20:24. Compared at equal vinegar, 16 tbsp of oil beats 15, so Chef Reyes's dressing is the oilier one.</w:t>
+      </w:r>
+    </w:p>
+    <w:p>
+      <w:pPr>
+        <w:spacing w:after="40" w:before="0"/>
+      </w:pPr>
+      <w:r>
+        <w:rPr>
+          <w:b/>
+          <w:bCs/>
+        </w:rPr>
+        <w:t xml:space="preserve">5. A. 8 times</w:t>
       </w:r>
     </w:p>
     <w:p>
@@ -1675,7 +2053,7 @@
         <w:spacing w:after="20" w:before="0"/>
       </w:pPr>
       <w:r>
-        <w:t xml:space="preserve">     Store A: $6÷3 = $2.00 per mango. Store B: $9÷5 = $1.80 per mango. Store B has the better (lower) price per mango.</w:t>
+        <w:t xml:space="preserve">     Convert first: 4 L = 4,000 mL. Then solve ? × 500 = 4,000, giving 8 fills.</w:t>
       </w:r>
     </w:p>
     <w:p>
@@ -1687,19 +2065,19 @@
           <w:i/>
           <w:iCs/>
         </w:rPr>
-        <w:t xml:space="preserve">     Watch for: A common mistake in Ratio and Rate Problem Solving is dividing in the wrong order when setting up the unit rate — for example, finding "minutes per smoothie" (6 ÷ 18) instead of "smoothies per minute" (18 ÷ 6) — or using addition instead of multiplication to scale the unit rate, like adding $0.75 + 10 instead of multiplying $0.75 × 10. Before you submit, check: does your unit rate match the units the question is asking for, and did you multiply (not add) to scale it to the new amount?</w:t>
-      </w:r>
-    </w:p>
-    <w:p>
-      <w:pPr>
-        <w:spacing w:after="40" w:before="0"/>
-      </w:pPr>
-      <w:r>
-        <w:rPr>
-          <w:b/>
-          <w:bCs/>
-        </w:rPr>
-        <w:t xml:space="preserve">6. (Lesson 3.5) Spot the Common Mistake</w:t>
+        <w:t xml:space="preserve">     Watch for: A common mistake in Equivalent Ratios is ADDING the scale factor to one part instead of MULTIPLYING both parts by it. For example, scaling 2:5 by a factor of 4 should give 8:20 (2×4 and 5×4) — not 6:9 (2+4 and 5+4). Adding changes the taste of the recipe (and the value of the ratio); only multiplying or dividing both numbers by the same amount keeps it equivalent.</w:t>
+      </w:r>
+    </w:p>
+    <w:p>
+      <w:pPr>
+        <w:spacing w:after="40" w:before="0"/>
+      </w:pPr>
+      <w:r>
+        <w:rPr>
+          <w:b/>
+          <w:bCs/>
+        </w:rPr>
+        <w:t xml:space="preserve">6. (Lesson 3.6) Find the error</w:t>
       </w:r>
     </w:p>
     <w:p>
@@ -1707,7 +2085,7 @@
         <w:spacing w:after="20" w:before="0"/>
       </w:pPr>
       <w:r>
-        <w:t xml:space="preserve">     The mistake is in Step 3.</w:t>
+        <w:t xml:space="preserve">     The mistake is in Step 4.</w:t>
       </w:r>
     </w:p>
     <w:p>
@@ -1715,7 +2093,7 @@
         <w:spacing w:after="20" w:before="0"/>
       </w:pPr>
       <w:r>
-        <w:t xml:space="preserve">     Correct work: Each ratio needs its own multiplier to reach 24 — Chef Reyes and Chef Tran do not use the same multiplier. Chef Tran's vinegar is 8, and 8 × 3 = 24 (not 8 × 4 = 32), so multiply BOTH parts of his ratio by 3, not 4: oil = 5 × 3 = 15, giving 15:24. Now compare with equal vinegar (24): Chef Reyes has 16 tbsp oil and Chef Tran has 15 tbsp oil. Since 16 &gt; 15, Chef Reyes's dressing is actually oilier.</w:t>
+        <w:t xml:space="preserve">     Correct work: Step 3 compares correctly but concludes backwards. The recipe needs 32 ounces and the scale shows 40 ounces. Since 40 &gt; 32, there is MORE than enough flour — 8 ounces extra.</w:t>
       </w:r>
     </w:p>
     <w:p>
@@ -1723,19 +2101,19 @@
         <w:spacing w:after="80" w:before="0"/>
       </w:pPr>
       <w:r>
-        <w:t xml:space="preserve">     Watch for: Each ratio needs its own multiplier to reach 24. Chef Reyes's vinegar 6 × 4 = 24 is right, but Chef Tran's vinegar is 8, and 8 × 3 = 24, so both parts of his ratio scale by 3: 5 × 3 = 15, giving 15:24 instead of 20:24. Compared at equal vinegar, 16 tbsp of oil beats 15, so Chef Reyes's dressing is the oilier one.</w:t>
-      </w:r>
-    </w:p>
-    <w:p>
-      <w:pPr>
-        <w:spacing w:after="40" w:before="0"/>
-      </w:pPr>
-      <w:r>
-        <w:rPr>
-          <w:b/>
-          <w:bCs/>
-        </w:rPr>
-        <w:t xml:space="preserve">7. A. 12</w:t>
+        <w:t xml:space="preserve">     Watch for: Converting is only half the job. After both amounts share a unit, read the comparison in the direction the question actually asks.</w:t>
+      </w:r>
+    </w:p>
+    <w:p>
+      <w:pPr>
+        <w:spacing w:after="40" w:before="0"/>
+      </w:pPr>
+      <w:r>
+        <w:rPr>
+          <w:b/>
+          <w:bCs/>
+        </w:rPr>
+        <w:t xml:space="preserve">7. A. The 10–25 kg package</w:t>
       </w:r>
     </w:p>
     <w:p>
@@ -1743,7 +2121,7 @@
         <w:spacing w:after="20" w:before="0"/>
       </w:pPr>
       <w:r>
-        <w:t xml:space="preserve">     Scale factor: 28 ÷ 7 = 4. Multiply: 3 × 4 = 12. So x = 12.</w:t>
+        <w:t xml:space="preserve">     31 pounds ≈ 0.45 × 31 ≈ 14 kilograms, which falls inside the 10–25 kilogram package.</w:t>
       </w:r>
     </w:p>
     <w:p>
@@ -1755,19 +2133,19 @@
           <w:i/>
           <w:iCs/>
         </w:rPr>
-        <w:t xml:space="preserve">     Watch for: A common mistake in Ratio and Rate Problem Solving is dividing in the wrong order when setting up the unit rate — for example, finding "minutes per smoothie" (6 ÷ 18) instead of "smoothies per minute" (18 ÷ 6) — or using addition instead of multiplication to scale the unit rate, like adding $0.75 + 10 instead of multiplying $0.75 × 10. Before you submit, check: does your unit rate match the units the question is asking for, and did you multiply (not add) to scale it to the new amount?</w:t>
-      </w:r>
-    </w:p>
-    <w:p>
-      <w:pPr>
-        <w:spacing w:after="40" w:before="0"/>
-      </w:pPr>
-      <w:r>
-        <w:rPr>
-          <w:b/>
-          <w:bCs/>
-        </w:rPr>
-        <w:t xml:space="preserve">8. (Lesson 3.6) Spot the Common Mistake</w:t>
+        <w:t xml:space="preserve">     Watch for: A common mistake in Equivalent Ratios is ADDING the scale factor to one part instead of MULTIPLYING both parts by it. For example, scaling 2:5 by a factor of 4 should give 8:20 (2×4 and 5×4) — not 6:9 (2+4 and 5+4). Adding changes the taste of the recipe (and the value of the ratio); only multiplying or dividing both numbers by the same amount keeps it equivalent.</w:t>
+      </w:r>
+    </w:p>
+    <w:p>
+      <w:pPr>
+        <w:spacing w:after="40" w:before="0"/>
+      </w:pPr>
+      <w:r>
+        <w:rPr>
+          <w:b/>
+          <w:bCs/>
+        </w:rPr>
+        <w:t xml:space="preserve">8. (Lesson 3.7) Find the error</w:t>
       </w:r>
     </w:p>
     <w:p>
@@ -1775,7 +2153,7 @@
         <w:spacing w:after="20" w:before="0"/>
       </w:pPr>
       <w:r>
-        <w:t xml:space="preserve">     The mistake is in Step 3.</w:t>
+        <w:t xml:space="preserve">     The mistake is in Step 4.</w:t>
       </w:r>
     </w:p>
     <w:p>
@@ -1783,7 +2161,7 @@
         <w:spacing w:after="20" w:before="0"/>
       </w:pPr>
       <w:r>
-        <w:t xml:space="preserve">     Correct work: Multiply by the scale factor instead of adding it: 4 × 3 = 12 cups of sugar. To keep ratios equivalent you multiply both parts by the scale factor — you never add it.</w:t>
+        <w:t xml:space="preserve">     Correct work: Step 3 claims an exact equality. The conversion factor 0.45 is rounded (1 pound is about 0.4536 kilogram), so the result must be written 2 pounds ≈ 0.9 kilogram.</w:t>
       </w:r>
     </w:p>
     <w:p>
@@ -1791,19 +2169,19 @@
         <w:spacing w:after="80" w:before="0"/>
       </w:pPr>
       <w:r>
-        <w:t xml:space="preserve">     Watch for: The solving step added the scale factor instead of multiplying by it. Because 27 is 9 × 3, the sugar has to grow the same way: 4 × 3 = 12 cups. Adding would break the relationship, since 7/27 is not equivalent to 4/9 but 12/27 is.</w:t>
-      </w:r>
-    </w:p>
-    <w:p>
-      <w:pPr>
-        <w:spacing w:after="40" w:before="0"/>
-      </w:pPr>
-      <w:r>
-        <w:rPr>
-          <w:b/>
-          <w:bCs/>
-        </w:rPr>
-        <w:t xml:space="preserve">9. A. The car</w:t>
+        <w:t xml:space="preserve">     Watch for: Conversions between systems are approximations. Using = instead of ≈ claims a precision the conversion factor never had.</w:t>
+      </w:r>
+    </w:p>
+    <w:p>
+      <w:pPr>
+        <w:spacing w:after="40" w:before="0"/>
+      </w:pPr>
+      <w:r>
+        <w:rPr>
+          <w:b/>
+          <w:bCs/>
+        </w:rPr>
+        <w:t xml:space="preserve">9. A. $120</w:t>
       </w:r>
     </w:p>
     <w:p>
@@ -1811,7 +2189,7 @@
         <w:spacing w:after="20" w:before="0"/>
       </w:pPr>
       <w:r>
-        <w:t xml:space="preserve">     Car: 150÷3 = 50 mph. Bus: 200÷5 = 40 mph. The car travels faster at 50 mph vs. 40 mph.</w:t>
+        <w:t xml:space="preserve">     Unit rate: $45 ÷ 3 = $15/hour. In 8 hours: $15 × 8 = $120.</w:t>
       </w:r>
     </w:p>
     <w:p>
@@ -1823,19 +2201,19 @@
           <w:i/>
           <w:iCs/>
         </w:rPr>
-        <w:t xml:space="preserve">     Watch for: A common mistake in Ratio and Rate Problem Solving is dividing in the wrong order when setting up the unit rate — for example, finding "minutes per smoothie" (6 ÷ 18) instead of "smoothies per minute" (18 ÷ 6) — or using addition instead of multiplication to scale the unit rate, like adding $0.75 + 10 instead of multiplying $0.75 × 10. Before you submit, check: does your unit rate match the units the question is asking for, and did you multiply (not add) to scale it to the new amount?</w:t>
-      </w:r>
-    </w:p>
-    <w:p>
-      <w:pPr>
-        <w:spacing w:after="40" w:before="0"/>
-      </w:pPr>
-      <w:r>
-        <w:rPr>
-          <w:b/>
-          <w:bCs/>
-        </w:rPr>
-        <w:t xml:space="preserve">10. (Lesson 3.7) Spot the Smoothie Mistake</w:t>
+        <w:t xml:space="preserve">     Watch for: A common mistake in Equivalent Ratios is ADDING the scale factor to one part instead of MULTIPLYING both parts by it. For example, scaling 2:5 by a factor of 4 should give 8:20 (2×4 and 5×4) — not 6:9 (2+4 and 5+4). Adding changes the taste of the recipe (and the value of the ratio); only multiplying or dividing both numbers by the same amount keeps it equivalent.</w:t>
+      </w:r>
+    </w:p>
+    <w:p>
+      <w:pPr>
+        <w:spacing w:after="40" w:before="0"/>
+      </w:pPr>
+      <w:r>
+        <w:rPr>
+          <w:b/>
+          <w:bCs/>
+        </w:rPr>
+        <w:t xml:space="preserve">10. (Lesson 3.9) Spot the Common Mistake — Simplifying a Ratio</w:t>
       </w:r>
     </w:p>
     <w:p>
@@ -1843,7 +2221,7 @@
         <w:spacing w:after="20" w:before="0"/>
       </w:pPr>
       <w:r>
-        <w:t xml:space="preserve">     The mistake is in Step 2.</w:t>
+        <w:t xml:space="preserve">     The mistake is in Step 3.</w:t>
       </w:r>
     </w:p>
     <w:p>
@@ -1851,7 +2229,7 @@
         <w:spacing w:after="20" w:before="0"/>
       </w:pPr>
       <w:r>
-        <w:t xml:space="preserve">     Correct work: The unit rate was divided in the wrong order. The question asks for smoothies, so find smoothies per minute: 18 smoothies ÷ 6 minutes = 3 smoothies per minute. Then 3 × 10 = 30 smoothies in 10 minutes.</w:t>
+        <w:t xml:space="preserve">     Correct work: Divide BOTH parts by the same number: 12 ÷ 6 = 2 and 18 ÷ 6 = 3, so 12:18 simplifies to 2:3.</w:t>
       </w:r>
     </w:p>
     <w:p>
@@ -1859,7 +2237,7 @@
         <w:spacing w:after="80" w:before="0"/>
       </w:pPr>
       <w:r>
-        <w:t xml:space="preserve">     Watch for: The unit rate step divides 6 minutes by 18 smoothies, which answers 'how long per smoothie' when the question asks how many smoothies. Put the quantity you want on top: 18 ÷ 6 = 3 smoothies per minute, so 3 × 10 = 30 smoothies in 10 minutes.</w:t>
+        <w:t xml:space="preserve">     Watch for: The "Divide each part" step uses two different divisors: 12 ÷ 6 but 18 ÷ 3. Simplifying only keeps a ratio equivalent when both parts are divided by the same number, so 12 ÷ 6 = 2 and 18 ÷ 6 = 3 give 2:3. The student's 2:6 simplifies to 1:3, which is not the same comparison as 12:18.</w:t>
       </w:r>
     </w:p>
     <w:sectPr>
